--- a/src/content/bios/Bertini-CA 2018.docx
+++ b/src/content/bios/Bertini-CA 2018.docx
@@ -9246,7 +9246,7 @@
             <w:u w:val="none"/>
             <w:lang w:val="en-GB"/>
           </w:rPr>
-          <w:t>http://content.time.com/ time/magazine/article/0,9171,98981,00.html</w:t>
+          <w:t>http://content.time.com/time/magazine/article/0,9171,98981,00.html</w:t>
         </w:r>
       </w:hyperlink>
       <w:r>
